--- a/Cotización Sistema de Inventario Standard.docx
+++ b/Cotización Sistema de Inventario Standard.docx
@@ -61,6 +61,26 @@
             </a:graphic>
           </wp:inline>
         </w:drawing>
+      </w:r>
+    </w:p>
+    <w:p>
+      <w:pPr>
+        <w:pStyle w:val="Textoindependiente"/>
+        <w:ind w:left="3705" w:firstLine="0"/>
+        <w:jc w:val="right"/>
+        <w:rPr>
+          <w:b/>
+          <w:bCs/>
+          <w:sz w:val="20"/>
+        </w:rPr>
+      </w:pPr>
+      <w:r>
+        <w:rPr>
+          <w:b/>
+          <w:bCs/>
+          <w:sz w:val="20"/>
+        </w:rPr>
+        <w:t>Fecha: 06/09/2025</w:t>
       </w:r>
     </w:p>
     <w:p>
@@ -1167,7 +1187,6 @@
                 <w:lang w:val="en-US"/>
               </w:rPr>
             </w:pPr>
-            <w:proofErr w:type="spellStart"/>
             <w:r>
               <w:rPr>
                 <w:b/>
@@ -1175,29 +1194,8 @@
                 <w:sz w:val="24"/>
                 <w:lang w:val="en-US"/>
               </w:rPr>
-              <w:t>Precio</w:t>
-            </w:r>
-            <w:proofErr w:type="spellEnd"/>
-            <w:r>
-              <w:rPr>
-                <w:b/>
-                <w:bCs/>
-                <w:sz w:val="24"/>
-                <w:lang w:val="en-US"/>
-              </w:rPr>
-              <w:t xml:space="preserve"> de </w:t>
-            </w:r>
-            <w:proofErr w:type="spellStart"/>
-            <w:r>
-              <w:rPr>
-                <w:b/>
-                <w:bCs/>
-                <w:sz w:val="24"/>
-                <w:lang w:val="en-US"/>
-              </w:rPr>
-              <w:t>Instalación</w:t>
-            </w:r>
-            <w:proofErr w:type="spellEnd"/>
+              <w:t>Precio de Instalación</w:t>
+            </w:r>
           </w:p>
         </w:tc>
         <w:tc>
@@ -1388,7 +1386,28 @@
                 <w:sz w:val="24"/>
                 <w:lang w:val="en-US"/>
               </w:rPr>
-              <w:t>RD$500</w:t>
+              <w:t>RD$</w:t>
+            </w:r>
+            <w:r>
+              <w:rPr>
+                <w:sz w:val="24"/>
+                <w:lang w:val="en-US"/>
+              </w:rPr>
+              <w:t>1</w:t>
+            </w:r>
+            <w:r>
+              <w:rPr>
+                <w:sz w:val="24"/>
+                <w:lang w:val="en-US"/>
+              </w:rPr>
+              <w:t>,</w:t>
+            </w:r>
+            <w:r>
+              <w:rPr>
+                <w:sz w:val="24"/>
+                <w:lang w:val="en-US"/>
+              </w:rPr>
+              <w:t>000</w:t>
             </w:r>
           </w:p>
         </w:tc>
@@ -1557,7 +1576,28 @@
                 <w:sz w:val="24"/>
                 <w:lang w:val="en-US"/>
               </w:rPr>
-              <w:t>RD$1,000</w:t>
+              <w:t>RD$</w:t>
+            </w:r>
+            <w:r>
+              <w:rPr>
+                <w:sz w:val="24"/>
+                <w:lang w:val="en-US"/>
+              </w:rPr>
+              <w:t>1</w:t>
+            </w:r>
+            <w:r>
+              <w:rPr>
+                <w:sz w:val="24"/>
+                <w:lang w:val="en-US"/>
+              </w:rPr>
+              <w:t>,</w:t>
+            </w:r>
+            <w:r>
+              <w:rPr>
+                <w:sz w:val="24"/>
+                <w:lang w:val="en-US"/>
+              </w:rPr>
+              <w:t>500</w:t>
             </w:r>
           </w:p>
         </w:tc>
@@ -1681,7 +1721,28 @@
                 <w:sz w:val="24"/>
                 <w:lang w:val="en-US"/>
               </w:rPr>
-              <w:t>RD$1,500</w:t>
+              <w:t>RD$</w:t>
+            </w:r>
+            <w:r>
+              <w:rPr>
+                <w:sz w:val="24"/>
+                <w:lang w:val="en-US"/>
+              </w:rPr>
+              <w:t>2</w:t>
+            </w:r>
+            <w:r>
+              <w:rPr>
+                <w:sz w:val="24"/>
+                <w:lang w:val="en-US"/>
+              </w:rPr>
+              <w:t>,</w:t>
+            </w:r>
+            <w:r>
+              <w:rPr>
+                <w:sz w:val="24"/>
+                <w:lang w:val="en-US"/>
+              </w:rPr>
+              <w:t>000</w:t>
             </w:r>
           </w:p>
         </w:tc>
@@ -1737,7 +1798,466 @@
         </w:sectPr>
       </w:pPr>
     </w:p>
+    <w:tbl>
+      <w:tblPr>
+        <w:tblpPr w:leftFromText="180" w:rightFromText="180" w:vertAnchor="page" w:horzAnchor="margin" w:tblpY="1885"/>
+        <w:tblW w:w="9360" w:type="dxa"/>
+        <w:tblCellSpacing w:w="15" w:type="dxa"/>
+        <w:tblBorders>
+          <w:insideH w:val="single" w:sz="4" w:space="0" w:color="auto"/>
+          <w:insideV w:val="single" w:sz="4" w:space="0" w:color="auto"/>
+        </w:tblBorders>
+        <w:tblCellMar>
+          <w:top w:w="15" w:type="dxa"/>
+          <w:left w:w="15" w:type="dxa"/>
+          <w:bottom w:w="15" w:type="dxa"/>
+          <w:right w:w="15" w:type="dxa"/>
+        </w:tblCellMar>
+        <w:tblLook w:val="04A0" w:firstRow="1" w:lastRow="0" w:firstColumn="1" w:lastColumn="0" w:noHBand="0" w:noVBand="1"/>
+      </w:tblPr>
+      <w:tblGrid>
+        <w:gridCol w:w="1916"/>
+        <w:gridCol w:w="1877"/>
+        <w:gridCol w:w="5567"/>
+      </w:tblGrid>
+      <w:tr>
+        <w:trPr>
+          <w:trHeight w:val="906"/>
+          <w:tblHeader/>
+          <w:tblCellSpacing w:w="15" w:type="dxa"/>
+        </w:trPr>
+        <w:tc>
+          <w:tcPr>
+            <w:tcW w:w="1871" w:type="dxa"/>
+            <w:vAlign w:val="center"/>
+            <w:hideMark/>
+          </w:tcPr>
+          <w:p>
+            <w:pPr>
+              <w:tabs>
+                <w:tab w:val="left" w:pos="1441"/>
+              </w:tabs>
+              <w:spacing w:line="293" w:lineRule="exact"/>
+              <w:rPr>
+                <w:b/>
+                <w:bCs/>
+                <w:sz w:val="24"/>
+                <w:lang w:val="en-US"/>
+              </w:rPr>
+            </w:pPr>
+            <w:r>
+              <w:rPr>
+                <w:b/>
+                <w:bCs/>
+                <w:sz w:val="24"/>
+                <w:lang w:val="en-US"/>
+              </w:rPr>
+              <w:lastRenderedPageBreak/>
+              <w:t>Equipo</w:t>
+            </w:r>
+          </w:p>
+        </w:tc>
+        <w:tc>
+          <w:tcPr>
+            <w:tcW w:w="1847" w:type="dxa"/>
+            <w:vAlign w:val="center"/>
+            <w:hideMark/>
+          </w:tcPr>
+          <w:p>
+            <w:pPr>
+              <w:tabs>
+                <w:tab w:val="left" w:pos="1441"/>
+              </w:tabs>
+              <w:spacing w:line="293" w:lineRule="exact"/>
+              <w:rPr>
+                <w:b/>
+                <w:bCs/>
+                <w:sz w:val="24"/>
+                <w:lang w:val="en-US"/>
+              </w:rPr>
+            </w:pPr>
+            <w:r>
+              <w:rPr>
+                <w:b/>
+                <w:bCs/>
+                <w:sz w:val="24"/>
+                <w:lang w:val="en-US"/>
+              </w:rPr>
+              <w:t>Precio</w:t>
+            </w:r>
+          </w:p>
+        </w:tc>
+        <w:tc>
+          <w:tcPr>
+            <w:tcW w:w="0" w:type="auto"/>
+            <w:vAlign w:val="center"/>
+            <w:hideMark/>
+          </w:tcPr>
+          <w:p>
+            <w:pPr>
+              <w:tabs>
+                <w:tab w:val="left" w:pos="1441"/>
+              </w:tabs>
+              <w:spacing w:line="293" w:lineRule="exact"/>
+              <w:rPr>
+                <w:b/>
+                <w:bCs/>
+                <w:sz w:val="24"/>
+                <w:lang w:val="en-US"/>
+              </w:rPr>
+            </w:pPr>
+            <w:proofErr w:type="spellStart"/>
+            <w:r>
+              <w:rPr>
+                <w:b/>
+                <w:bCs/>
+                <w:sz w:val="24"/>
+                <w:lang w:val="en-US"/>
+              </w:rPr>
+              <w:t>Características</w:t>
+            </w:r>
+            <w:proofErr w:type="spellEnd"/>
+            <w:r>
+              <w:rPr>
+                <w:b/>
+                <w:bCs/>
+                <w:sz w:val="24"/>
+                <w:lang w:val="en-US"/>
+              </w:rPr>
+              <w:t xml:space="preserve"> </w:t>
+            </w:r>
+            <w:proofErr w:type="spellStart"/>
+            <w:r>
+              <w:rPr>
+                <w:b/>
+                <w:bCs/>
+                <w:sz w:val="24"/>
+                <w:lang w:val="en-US"/>
+              </w:rPr>
+              <w:t>Incluidas</w:t>
+            </w:r>
+            <w:proofErr w:type="spellEnd"/>
+          </w:p>
+        </w:tc>
+      </w:tr>
+      <w:tr>
+        <w:trPr>
+          <w:trHeight w:val="906"/>
+          <w:tblCellSpacing w:w="15" w:type="dxa"/>
+        </w:trPr>
+        <w:tc>
+          <w:tcPr>
+            <w:tcW w:w="1871" w:type="dxa"/>
+            <w:vAlign w:val="center"/>
+            <w:hideMark/>
+          </w:tcPr>
+          <w:p>
+            <w:pPr>
+              <w:tabs>
+                <w:tab w:val="left" w:pos="1441"/>
+              </w:tabs>
+              <w:spacing w:line="293" w:lineRule="exact"/>
+              <w:rPr>
+                <w:b/>
+                <w:bCs/>
+                <w:sz w:val="24"/>
+                <w:lang w:val="en-US"/>
+              </w:rPr>
+            </w:pPr>
+            <w:r>
+              <w:rPr>
+                <w:b/>
+                <w:bCs/>
+                <w:sz w:val="24"/>
+                <w:lang w:val="en-US"/>
+              </w:rPr>
+              <w:t xml:space="preserve">Computadora  </w:t>
+            </w:r>
+          </w:p>
+        </w:tc>
+        <w:tc>
+          <w:tcPr>
+            <w:tcW w:w="1847" w:type="dxa"/>
+            <w:vAlign w:val="center"/>
+            <w:hideMark/>
+          </w:tcPr>
+          <w:p>
+            <w:pPr>
+              <w:tabs>
+                <w:tab w:val="left" w:pos="1441"/>
+              </w:tabs>
+              <w:spacing w:line="293" w:lineRule="exact"/>
+              <w:rPr>
+                <w:sz w:val="24"/>
+                <w:lang w:val="en-US"/>
+              </w:rPr>
+            </w:pPr>
+            <w:r>
+              <w:rPr>
+                <w:sz w:val="24"/>
+                <w:lang w:val="en-US"/>
+              </w:rPr>
+              <w:t>RD$</w:t>
+            </w:r>
+            <w:r>
+              <w:rPr>
+                <w:sz w:val="24"/>
+                <w:lang w:val="en-US"/>
+              </w:rPr>
+              <w:t>1</w:t>
+            </w:r>
+            <w:r>
+              <w:rPr>
+                <w:sz w:val="24"/>
+                <w:lang w:val="en-US"/>
+              </w:rPr>
+              <w:t>2</w:t>
+            </w:r>
+            <w:r>
+              <w:rPr>
+                <w:sz w:val="24"/>
+                <w:lang w:val="en-US"/>
+              </w:rPr>
+              <w:t>,000</w:t>
+            </w:r>
+          </w:p>
+        </w:tc>
+        <w:tc>
+          <w:tcPr>
+            <w:tcW w:w="0" w:type="auto"/>
+            <w:vAlign w:val="center"/>
+            <w:hideMark/>
+          </w:tcPr>
+          <w:p>
+            <w:pPr>
+              <w:tabs>
+                <w:tab w:val="left" w:pos="1441"/>
+              </w:tabs>
+              <w:spacing w:line="293" w:lineRule="exact"/>
+              <w:rPr>
+                <w:sz w:val="24"/>
+              </w:rPr>
+            </w:pPr>
+            <w:r>
+              <w:rPr>
+                <w:sz w:val="24"/>
+              </w:rPr>
+              <w:t xml:space="preserve">Computadora Dell </w:t>
+            </w:r>
+            <w:proofErr w:type="spellStart"/>
+            <w:r>
+              <w:rPr>
+                <w:sz w:val="24"/>
+              </w:rPr>
+              <w:t>Optiplex</w:t>
+            </w:r>
+            <w:proofErr w:type="spellEnd"/>
+            <w:r>
+              <w:rPr>
+                <w:sz w:val="24"/>
+              </w:rPr>
+              <w:t xml:space="preserve"> 7040, Procesador: </w:t>
+            </w:r>
+            <w:r>
+              <w:rPr>
+                <w:sz w:val="24"/>
+              </w:rPr>
+              <w:t xml:space="preserve">Core i5, Memoria </w:t>
+            </w:r>
+            <w:proofErr w:type="spellStart"/>
+            <w:r>
+              <w:rPr>
+                <w:sz w:val="24"/>
+              </w:rPr>
+              <w:t>Ram</w:t>
+            </w:r>
+            <w:proofErr w:type="spellEnd"/>
+            <w:r>
+              <w:rPr>
+                <w:sz w:val="24"/>
+              </w:rPr>
+              <w:t>: 8Gb, HDMI, DisplayPort, Disco Duro SSD, Monitor Dell 22 Pulgada, Teclado y Mouse.</w:t>
+            </w:r>
+          </w:p>
+        </w:tc>
+      </w:tr>
+      <w:tr>
+        <w:trPr>
+          <w:trHeight w:val="926"/>
+          <w:tblCellSpacing w:w="15" w:type="dxa"/>
+        </w:trPr>
+        <w:tc>
+          <w:tcPr>
+            <w:tcW w:w="1871" w:type="dxa"/>
+            <w:vAlign w:val="center"/>
+            <w:hideMark/>
+          </w:tcPr>
+          <w:p>
+            <w:pPr>
+              <w:tabs>
+                <w:tab w:val="left" w:pos="1441"/>
+              </w:tabs>
+              <w:spacing w:line="293" w:lineRule="exact"/>
+              <w:rPr>
+                <w:b/>
+                <w:bCs/>
+                <w:sz w:val="24"/>
+              </w:rPr>
+            </w:pPr>
+            <w:r>
+              <w:rPr>
+                <w:b/>
+                <w:bCs/>
+                <w:sz w:val="24"/>
+              </w:rPr>
+              <w:t xml:space="preserve">Scanner </w:t>
+            </w:r>
+            <w:proofErr w:type="spellStart"/>
+            <w:r>
+              <w:rPr>
+                <w:b/>
+                <w:bCs/>
+                <w:sz w:val="24"/>
+              </w:rPr>
+              <w:t>BarCode</w:t>
+            </w:r>
+            <w:proofErr w:type="spellEnd"/>
+            <w:r>
+              <w:rPr>
+                <w:b/>
+                <w:bCs/>
+                <w:sz w:val="24"/>
+              </w:rPr>
+              <w:t xml:space="preserve"> (Lector de Código)</w:t>
+            </w:r>
+          </w:p>
+        </w:tc>
+        <w:tc>
+          <w:tcPr>
+            <w:tcW w:w="1847" w:type="dxa"/>
+            <w:vAlign w:val="center"/>
+            <w:hideMark/>
+          </w:tcPr>
+          <w:p>
+            <w:pPr>
+              <w:tabs>
+                <w:tab w:val="left" w:pos="1441"/>
+              </w:tabs>
+              <w:spacing w:line="293" w:lineRule="exact"/>
+              <w:rPr>
+                <w:sz w:val="24"/>
+                <w:lang w:val="en-US"/>
+              </w:rPr>
+            </w:pPr>
+            <w:r>
+              <w:rPr>
+                <w:sz w:val="24"/>
+                <w:lang w:val="en-US"/>
+              </w:rPr>
+              <w:t>RD$</w:t>
+            </w:r>
+            <w:r>
+              <w:rPr>
+                <w:sz w:val="24"/>
+                <w:lang w:val="en-US"/>
+              </w:rPr>
+              <w:t>2,650</w:t>
+            </w:r>
+          </w:p>
+        </w:tc>
+        <w:tc>
+          <w:tcPr>
+            <w:tcW w:w="0" w:type="auto"/>
+            <w:vAlign w:val="center"/>
+            <w:hideMark/>
+          </w:tcPr>
+          <w:p>
+            <w:pPr>
+              <w:tabs>
+                <w:tab w:val="left" w:pos="1441"/>
+              </w:tabs>
+              <w:spacing w:line="293" w:lineRule="exact"/>
+              <w:rPr>
+                <w:sz w:val="24"/>
+              </w:rPr>
+            </w:pPr>
+            <w:r>
+              <w:rPr>
+                <w:sz w:val="24"/>
+              </w:rPr>
+              <w:t>SCANNER 3NSTAR BARCODE USB (POS-SC100-1)</w:t>
+            </w:r>
+          </w:p>
+        </w:tc>
+      </w:tr>
+    </w:tbl>
+    <w:p>
+      <w:pPr>
+        <w:pStyle w:val="Ttulo1"/>
+      </w:pPr>
+      <w:r>
+        <w:t xml:space="preserve"> </w:t>
+      </w:r>
+      <w:r>
+        <w:t>Precios</w:t>
+      </w:r>
+      <w:r>
+        <w:rPr>
+          <w:spacing w:val="-7"/>
+        </w:rPr>
+        <w:t xml:space="preserve"> </w:t>
+      </w:r>
+      <w:r>
+        <w:t xml:space="preserve">de equipos requeridos </w:t>
+      </w:r>
+    </w:p>
     <w:p/>
+    <w:p/>
+    <w:p/>
+    <w:p/>
+    <w:p/>
+    <w:p/>
+    <w:p/>
+    <w:p/>
+    <w:p/>
+    <w:p/>
+    <w:p/>
+    <w:p/>
+    <w:p/>
+    <w:p/>
+    <w:p/>
+    <w:p/>
+    <w:p/>
+    <w:p/>
+    <w:p/>
+    <w:p/>
+    <w:p/>
+    <w:p/>
+    <w:p/>
+    <w:p/>
+    <w:p/>
+    <w:p/>
+    <w:p/>
+    <w:p/>
+    <w:p/>
+    <w:p>
+      <w:pPr>
+        <w:rPr>
+          <w:color w:val="7F7F7F" w:themeColor="text1" w:themeTint="80"/>
+        </w:rPr>
+      </w:pPr>
+    </w:p>
+    <w:p>
+      <w:pPr>
+        <w:jc w:val="center"/>
+      </w:pPr>
+      <w:r>
+        <w:rPr>
+          <w:color w:val="7F7F7F" w:themeColor="text1" w:themeTint="80"/>
+        </w:rPr>
+        <w:t>Esta cotización es válida por 30 días a partir de la fecha de emisión. Estamos disponibles para personalizar el sistema según sus necesidades específicas. Atentamente, Techeande Servicios de Desarrollo de Software Correo: techeandestore@gmail.com Tel: +1 (829) 380-8296</w:t>
+      </w:r>
+    </w:p>
     <w:sectPr>
       <w:pgSz w:w="12240" w:h="15840"/>
       <w:pgMar w:top="1360" w:right="1440" w:bottom="2560" w:left="1800" w:header="731" w:footer="2366" w:gutter="0"/>
@@ -3914,6 +4434,7 @@
   <w:style w:type="paragraph" w:default="1" w:styleId="Normal">
     <w:name w:val="Normal"/>
     <w:qFormat/>
+    <w:rsid w:val="007714F6"/>
     <w:rPr>
       <w:rFonts w:ascii="Times New Roman" w:eastAsia="Times New Roman" w:hAnsi="Times New Roman" w:cs="Times New Roman"/>
       <w:lang w:val="es-ES"/>
